--- a/diagram/samples/order_state.docx
+++ b/diagram/samples/order_state.docx
@@ -78,7 +78,7 @@
           <w:color w:val="606A78"/>
           <w:sz w:val="18"/>
         </w:rPr>
-        <w:t>Order Lifecycle — State Machine</w:t>
+        <w:t>Order Lifecycle: State Machine</w:t>
       </w:r>
     </w:p>
     <w:p>
@@ -94,7 +94,7 @@
         <w:t>i</w:t>
       </w:r>
       <w:r>
-        <w:t xml:space="preserve"> — initial; connects to Pending</w:t>
+        <w:t>: initial; connects to Pending</w:t>
       </w:r>
     </w:p>
     <w:p>
@@ -110,7 +110,7 @@
         <w:t>Pending</w:t>
       </w:r>
       <w:r>
-        <w:t xml:space="preserve"> — state; connects to Paid (payment ok), Cancelled (timeout / cancel)</w:t>
+        <w:t>: state; connects to Paid (payment ok), Cancelled (timeout / cancel)</w:t>
       </w:r>
     </w:p>
     <w:p>
@@ -126,7 +126,7 @@
         <w:t>Paid</w:t>
       </w:r>
       <w:r>
-        <w:t xml:space="preserve"> — state; connects to Fulfilled (stock reserved)</w:t>
+        <w:t>: state; connects to Fulfilled (stock reserved)</w:t>
       </w:r>
     </w:p>
     <w:p>
@@ -142,7 +142,7 @@
         <w:t>Fulfilled</w:t>
       </w:r>
       <w:r>
-        <w:t xml:space="preserve"> — state; connects to Shipped (dispatch)</w:t>
+        <w:t>: state; connects to Shipped (dispatch)</w:t>
       </w:r>
     </w:p>
     <w:p>
@@ -158,7 +158,7 @@
         <w:t>Shipped</w:t>
       </w:r>
       <w:r>
-        <w:t xml:space="preserve"> — state; connects to Delivered (POD)</w:t>
+        <w:t>: state; connects to Delivered (POD)</w:t>
       </w:r>
     </w:p>
     <w:p>
@@ -174,7 +174,7 @@
         <w:t>Delivered</w:t>
       </w:r>
       <w:r>
-        <w:t xml:space="preserve"> — state; connects to f</w:t>
+        <w:t>: state; connects to f</w:t>
       </w:r>
     </w:p>
     <w:p>
@@ -190,7 +190,7 @@
         <w:t>Cancelled</w:t>
       </w:r>
       <w:r>
-        <w:t xml:space="preserve"> — state; connects to f</w:t>
+        <w:t>: state; connects to f</w:t>
       </w:r>
     </w:p>
     <w:p>
@@ -206,7 +206,7 @@
         <w:t>f</w:t>
       </w:r>
       <w:r>
-        <w:t xml:space="preserve"> — final</w:t>
+        <w:t>: final</w:t>
       </w:r>
     </w:p>
     <w:sectPr>
